--- a/media/plantillas/validaciones/Validación Initial Training fase 2.docx
+++ b/media/plantillas/validaciones/Validación Initial Training fase 2.docx
@@ -767,7 +767,7 @@
                 <w:bCs/>
                 <w:color w:val="000000"/>
               </w:rPr>
-              <w:t>Firma Responsable</w:t>
+              <w:t>Firma Supervisor</w:t>
             </w:r>
           </w:p>
         </w:tc>
@@ -921,7 +921,7 @@
                 <w:rFonts w:ascii="Calibri" w:eastAsia="Times New Roman" w:hAnsi="Calibri" w:cs="Calibri"/>
                 <w:color w:val="000000"/>
               </w:rPr>
-              <w:t>{{ firma_responsable }}</w:t>
+              <w:t>{{ firma_supervisor }}</w:t>
             </w:r>
             <w:r>
               <w:rPr>
